--- a/ru/wisdom-stories/your-hand-at-work-your-hope-in-god.docx
+++ b/ru/wisdom-stories/your-hand-at-work-your-hope-in-god.docx
@@ -14,7 +14,7 @@
           <w:color w:val="000000"/>
           <w:sz w:val="52"/>
         </w:rPr>
-        <w:t>Трудись своими руками, уповай на Бога.</w:t>
+        <w:t>Трудись своими руками, уповай на Аллаха</w:t>
       </w:r>
     </w:p>
     <w:p>
@@ -42,7 +42,7 @@
           <w:color w:val="000000"/>
           <w:sz w:val="22"/>
         </w:rPr>
-        <w:t>Однажды, когда он еще совершал богослужение в пустыне, его взгляд упал на лису. Ноги лисы были искалечены, и она едва могла двигаться вперед. Дервиш подумал про себя: «Интересно, чем эта лиса зарабатывает на жизнь? Дикие животные живут охотой, а для охоты им нужны острые лапы. У этого бедняги нет лап. Интересно, откуда Бог берет для него пропитание?»</w:t>
+        <w:t>Однажды, когда он еще совершал молитву в пустыне, его взгляд упал на лису. Ноги лисы были искалечены, и она едва могла двигаться вперед. Дервиш подумал про себя: «Интересно, чем эта лиса зарабатывает на жизнь? Дикие животные живут охотой, а для охоты им нужны острые лапы. У этого бедняги нет лап. Интересно, откуда Аллах берет для него пропитание?»</w:t>
       </w:r>
     </w:p>
     <w:p>
@@ -154,7 +154,7 @@
           <w:color w:val="9A7417"/>
           <w:sz w:val="22"/>
         </w:rPr>
-        <w:t xml:space="preserve">Мораль: </w:t>
+        <w:t>Мораль: Человек, который смотрит на долю нуждающихся, несмотря на свои силы, не доверяет Аллаху — он просто прикрывает свою лень верой.</w:t>
       </w:r>
       <w:r>
         <w:rPr>
@@ -164,7 +164,6 @@
           <w:color w:val="3F3826"/>
           <w:sz w:val="22"/>
         </w:rPr>
-        <w:t>Человек, который смотрит на долю нуждающихся, несмотря на свои силы, не доверяет Аллаху — он просто прикрывает свою лень верой.</w:t>
       </w:r>
     </w:p>
     <w:p>
